--- a/Documento PIT2.docx
+++ b/Documento PIT2.docx
@@ -394,7 +394,23 @@
                 <w:b/>
                 <w:bCs/>
               </w:rPr>
-              <w:t>Python, html,css, Javascript</w:t>
+              <w:t>Python, html,</w:t>
+            </w:r>
+            <w:r>
+              <w:rPr>
+                <w:rFonts w:ascii="Arial" w:hAnsi="Arial" w:cs="Arial"/>
+                <w:b/>
+                <w:bCs/>
+              </w:rPr>
+              <w:t xml:space="preserve"> </w:t>
+            </w:r>
+            <w:r>
+              <w:rPr>
+                <w:rFonts w:ascii="Arial" w:hAnsi="Arial" w:cs="Arial"/>
+                <w:b/>
+                <w:bCs/>
+              </w:rPr>
+              <w:t>css, Javascript</w:t>
             </w:r>
           </w:p>
         </w:tc>
@@ -494,23 +510,15 @@
                 <w:b/>
                 <w:bCs/>
               </w:rPr>
-              <w:t>Loca</w:t>
-            </w:r>
-            <w:r>
-              <w:rPr>
-                <w:rFonts w:ascii="Arial" w:hAnsi="Arial" w:cs="Arial"/>
-                <w:b/>
-                <w:bCs/>
-              </w:rPr>
-              <w:t>lho</w:t>
-            </w:r>
-            <w:r>
-              <w:rPr>
-                <w:rFonts w:ascii="Arial" w:hAnsi="Arial" w:cs="Arial"/>
-                <w:b/>
-                <w:bCs/>
-              </w:rPr>
-              <w:t>st, rodando na própria maquina</w:t>
+              <w:t>Local host</w:t>
+            </w:r>
+            <w:r>
+              <w:rPr>
+                <w:rFonts w:ascii="Arial" w:hAnsi="Arial" w:cs="Arial"/>
+                <w:b/>
+                <w:bCs/>
+              </w:rPr>
+              <w:t>, rodando na própria maquina</w:t>
             </w:r>
           </w:p>
         </w:tc>
@@ -711,6 +719,12 @@
                 <w:rFonts w:ascii="Arial" w:hAnsi="Arial" w:cs="Arial"/>
               </w:rPr>
             </w:pPr>
+            <w:r>
+              <w:rPr>
+                <w:rFonts w:ascii="Arial" w:hAnsi="Arial" w:cs="Arial"/>
+              </w:rPr>
+              <w:t>https://github.com/jailsonpalhares/PalharesBurguer</w:t>
+            </w:r>
           </w:p>
         </w:tc>
       </w:tr>
@@ -1166,15 +1180,7 @@
                 <w:b/>
                 <w:bCs/>
               </w:rPr>
-              <w:t xml:space="preserve"> </w:t>
-            </w:r>
-            <w:r>
-              <w:rPr>
-                <w:rFonts w:ascii="Arial" w:hAnsi="Arial" w:cs="Arial"/>
-                <w:b/>
-                <w:bCs/>
-              </w:rPr>
-              <w:t>Foi testada todas as funções</w:t>
+              <w:t xml:space="preserve"> Foi testada todas as funções</w:t>
             </w:r>
             <w:r>
               <w:rPr>
@@ -1235,15 +1241,7 @@
                 <w:b/>
                 <w:bCs/>
               </w:rPr>
-              <w:t xml:space="preserve"> </w:t>
-            </w:r>
-            <w:r>
-              <w:rPr>
-                <w:rFonts w:ascii="Arial" w:hAnsi="Arial" w:cs="Arial"/>
-                <w:b/>
-                <w:bCs/>
-              </w:rPr>
-              <w:t>Não vi erros no aplicativo</w:t>
+              <w:t xml:space="preserve"> Não vi erros no aplicativo</w:t>
             </w:r>
             <w:r>
               <w:rPr>
@@ -1656,15 +1654,7 @@
                 <w:b/>
                 <w:bCs/>
               </w:rPr>
-              <w:t xml:space="preserve"> </w:t>
-            </w:r>
-            <w:r>
-              <w:rPr>
-                <w:rFonts w:ascii="Arial" w:hAnsi="Arial" w:cs="Arial"/>
-                <w:b/>
-                <w:bCs/>
-              </w:rPr>
-              <w:t>Janderson Silva Palhares</w:t>
+              <w:t xml:space="preserve"> Janderson Silva Palhares</w:t>
             </w:r>
           </w:p>
         </w:tc>
@@ -1778,15 +1768,7 @@
                 <w:b/>
                 <w:bCs/>
               </w:rPr>
-              <w:t xml:space="preserve"> </w:t>
-            </w:r>
-            <w:r>
-              <w:rPr>
-                <w:rFonts w:ascii="Arial" w:hAnsi="Arial" w:cs="Arial"/>
-                <w:b/>
-                <w:bCs/>
-              </w:rPr>
-              <w:t>Novo usuário, fazer pedido, avaliar pedido, criar uma nova conta.</w:t>
+              <w:t xml:space="preserve"> Novo usuário, fazer pedido, avaliar pedido, criar uma nova conta.</w:t>
             </w:r>
           </w:p>
         </w:tc>
@@ -1839,15 +1821,7 @@
                 <w:b/>
                 <w:bCs/>
               </w:rPr>
-              <w:t xml:space="preserve"> </w:t>
-            </w:r>
-            <w:r>
-              <w:rPr>
-                <w:rFonts w:ascii="Arial" w:hAnsi="Arial" w:cs="Arial"/>
-                <w:b/>
-                <w:bCs/>
-              </w:rPr>
-              <w:t>Edição de usuários, o sistema não pega os dados preexistentes</w:t>
+              <w:t xml:space="preserve"> Edição de usuários, o sistema não pega os dados preexistentes</w:t>
             </w:r>
             <w:r>
               <w:rPr>
@@ -1892,15 +1866,7 @@
                 <w:b/>
                 <w:bCs/>
               </w:rPr>
-              <w:t xml:space="preserve"> </w:t>
-            </w:r>
-            <w:r>
-              <w:rPr>
-                <w:rFonts w:ascii="Arial" w:hAnsi="Arial" w:cs="Arial"/>
-                <w:b/>
-                <w:bCs/>
-              </w:rPr>
-              <w:t>Sistema de Pagamento</w:t>
+              <w:t xml:space="preserve"> Sistema de Pagamento</w:t>
             </w:r>
             <w:r>
               <w:rPr>
@@ -3298,6 +3264,7 @@
   <w:style w:type="character" w:default="1" w:styleId="Fontepargpadro">
     <w:name w:val="Default Paragraph Font"/>
     <w:uiPriority w:val="1"/>
+    <w:semiHidden/>
     <w:unhideWhenUsed/>
   </w:style>
   <w:style w:type="table" w:default="1" w:styleId="Tabelanormal">
